--- a/2.3 Технические средства Пацан МА 1ПОО.docx
+++ b/2.3 Технические средства Пацан МА 1ПОО.docx
@@ -19,7 +19,7 @@
           <w:szCs w:val="32"/>
           <w:shd w:val="clear" w:color="auto" w:fill="FFFFFF"/>
         </w:rPr>
-        <w:t>Т</w:t>
+        <w:t xml:space="preserve">Технические средства информационно-вычислительной системы </w:t>
       </w:r>
       <w:r>
         <w:rPr>
@@ -28,7 +28,71 @@
           <w:szCs w:val="32"/>
           <w:shd w:val="clear" w:color="auto" w:fill="FFFFFF"/>
         </w:rPr>
-        <w:t>ехнические средства информационно-вычислительной системы образовательной организации</w:t>
+        <w:t>образовательной организации</w:t>
+      </w:r>
+    </w:p>
+    <w:p>
+      <w:pPr>
+        <w:rPr>
+          <w:rStyle w:val="a5"/>
+          <w:rFonts w:ascii="Times New Roman" w:hAnsi="Times New Roman" w:cs="Times New Roman"/>
+          <w:i w:val="0"/>
+          <w:iCs w:val="0"/>
+          <w:color w:val="0F1115"/>
+          <w:sz w:val="28"/>
+          <w:szCs w:val="28"/>
+          <w:shd w:val="clear" w:color="auto" w:fill="FFFFFF"/>
+        </w:rPr>
+      </w:pPr>
+    </w:p>
+    <w:p>
+      <w:pPr>
+        <w:rPr>
+          <w:rFonts w:ascii="Times New Roman" w:hAnsi="Times New Roman" w:cs="Times New Roman"/>
+          <w:i/>
+          <w:iCs/>
+          <w:sz w:val="28"/>
+          <w:szCs w:val="28"/>
+        </w:rPr>
+      </w:pPr>
+      <w:r>
+        <w:rPr>
+          <w:rStyle w:val="a5"/>
+          <w:rFonts w:ascii="Times New Roman" w:hAnsi="Times New Roman" w:cs="Times New Roman"/>
+          <w:i w:val="0"/>
+          <w:iCs w:val="0"/>
+          <w:color w:val="0F1115"/>
+          <w:sz w:val="28"/>
+          <w:szCs w:val="28"/>
+          <w:shd w:val="clear" w:color="auto" w:fill="FFFFFF"/>
+        </w:rPr>
+        <w:t xml:space="preserve">Машинный парк аудитории 323 состоит из однотипных компьютеров. В связи с отсутствием устаревшей модели </w:t>
+      </w:r>
+      <w:r>
+        <w:rPr>
+          <w:rStyle w:val="a5"/>
+          <w:rFonts w:ascii="Times New Roman" w:hAnsi="Times New Roman" w:cs="Times New Roman"/>
+          <w:i w:val="0"/>
+          <w:iCs w:val="0"/>
+          <w:color w:val="0F1115"/>
+          <w:sz w:val="28"/>
+          <w:szCs w:val="28"/>
+          <w:shd w:val="clear" w:color="auto" w:fill="FFFFFF"/>
+        </w:rPr>
+        <w:t xml:space="preserve">сравнение </w:t>
+      </w:r>
+      <w:r>
+        <w:rPr>
+          <w:rStyle w:val="a5"/>
+          <w:rFonts w:ascii="Times New Roman" w:hAnsi="Times New Roman" w:cs="Times New Roman"/>
+          <w:i w:val="0"/>
+          <w:iCs w:val="0"/>
+          <w:color w:val="0F1115"/>
+          <w:sz w:val="28"/>
+          <w:szCs w:val="28"/>
+          <w:shd w:val="clear" w:color="auto" w:fill="FFFFFF"/>
+        </w:rPr>
+        <w:t>не приводится. Ниже представлены характеристики типового ПК.</w:t>
       </w:r>
     </w:p>
     <w:p>
@@ -1764,6 +1828,7 @@
   <w:style w:type="character" w:default="1" w:styleId="a0">
     <w:name w:val="Default Paragraph Font"/>
     <w:uiPriority w:val="1"/>
+    <w:semiHidden/>
     <w:unhideWhenUsed/>
   </w:style>
   <w:style w:type="table" w:default="1" w:styleId="a1">
@@ -1825,6 +1890,17 @@
       <w:rFonts w:ascii="Courier New" w:eastAsia="Times New Roman" w:hAnsi="Courier New" w:cs="Courier New"/>
       <w:sz w:val="20"/>
       <w:szCs w:val="20"/>
+    </w:rPr>
+  </w:style>
+  <w:style w:type="character" w:styleId="a5">
+    <w:name w:val="Emphasis"/>
+    <w:basedOn w:val="a0"/>
+    <w:uiPriority w:val="20"/>
+    <w:qFormat/>
+    <w:rsid w:val="0094060A"/>
+    <w:rPr>
+      <w:i/>
+      <w:iCs/>
     </w:rPr>
   </w:style>
 </w:styles>
